--- a/sources/veille/2026-08-12_veille_SERAFIN-PH.docx
+++ b/sources/veille/2026-08-12_veille_SERAFIN-PH.docx
@@ -219,41 +219,56 @@
             <w:pPr>
               <w:jc w:val="left"/>
             </w:pPr>
-            <w:r>
-              <w:rPr>
-                <w:rFonts w:ascii="Calibri" w:cs="Calibri" w:eastAsia="Calibri" w:hAnsi="Calibri"/>
-                <w:color w:val="1F2937"/>
-                <w:sz w:val="20"/>
-                <w:szCs w:val="20"/>
-              </w:rPr>
-              <w:t xml:space="preserve">handicap.gouv.fr — Comité stratégique SERAFIN-PH</w:t>
-            </w:r>
-          </w:p>
-        </w:tc>
-        <w:tc>
-          <w:tcPr>
-            <w:shd w:fill="FFFFFF" w:val="clear"/>
-            <w:tcMar>
-              <w:top w:type="dxa" w:w="60"/>
-              <w:left w:type="dxa" w:w="80"/>
-              <w:bottom w:type="dxa" w:w="60"/>
-              <w:right w:type="dxa" w:w="80"/>
-            </w:tcMar>
-            <w:vAlign w:val="center"/>
-          </w:tcPr>
-          <w:p>
-            <w:pPr>
-              <w:jc w:val="center"/>
-            </w:pPr>
-            <w:r>
-              <w:rPr>
-                <w:rFonts w:ascii="Calibri" w:cs="Calibri" w:eastAsia="Calibri" w:hAnsi="Calibri"/>
-                <w:color w:val="1F2937"/>
-                <w:sz w:val="20"/>
-                <w:szCs w:val="20"/>
-              </w:rPr>
-              <w:t xml:space="preserve">handicap.gouv.fr/comite-strategique-…</w:t>
-            </w:r>
+            <w:hyperlink w:history="1" r:id="rIdcomite2026">
+              <w:r>
+                <w:rPr>
+                  <w:rFonts w:ascii="Calibri" w:cs="Calibri" w:eastAsia="Calibri" w:hAnsi="Calibri"/>
+                  <w:sz w:val="20"/>
+                  <w:szCs w:val="20"/>
+                  <w:color w:val="1155CC"/>
+                  <w:u w:val="single"/>
+                </w:rPr>
+                <w:t xml:space="preserve">handicap.gouv.fr</w:t>
+              </w:r>
+            </w:hyperlink>
+            <w:r>
+              <w:rPr>
+                <w:rFonts w:ascii="Calibri" w:cs="Calibri" w:eastAsia="Calibri" w:hAnsi="Calibri"/>
+                <w:color w:val="1F2937"/>
+                <w:sz w:val="20"/>
+                <w:szCs w:val="20"/>
+              </w:rPr>
+              <w:t xml:space="preserve"> — Comité stratégique SERAFIN-PH</w:t>
+            </w:r>
+          </w:p>
+        </w:tc>
+        <w:tc>
+          <w:tcPr>
+            <w:shd w:fill="FFFFFF" w:val="clear"/>
+            <w:tcMar>
+              <w:top w:type="dxa" w:w="60"/>
+              <w:left w:type="dxa" w:w="80"/>
+              <w:bottom w:type="dxa" w:w="60"/>
+              <w:right w:type="dxa" w:w="80"/>
+            </w:tcMar>
+            <w:vAlign w:val="center"/>
+          </w:tcPr>
+          <w:p>
+            <w:pPr>
+              <w:jc w:val="center"/>
+            </w:pPr>
+            <w:hyperlink w:history="1" r:id="rIdcomite2026">
+              <w:r>
+                <w:rPr>
+                  <w:rFonts w:ascii="Calibri" w:cs="Calibri" w:eastAsia="Calibri" w:hAnsi="Calibri"/>
+                  <w:sz w:val="20"/>
+                  <w:szCs w:val="20"/>
+                  <w:color w:val="1155CC"/>
+                  <w:u w:val="single"/>
+                </w:rPr>
+                <w:t xml:space="preserve">handicap.gouv.fr/comite-strategique-…</w:t>
+              </w:r>
+            </w:hyperlink>
           </w:p>
         </w:tc>
         <w:tc>
@@ -351,15 +366,18 @@
             <w:pPr>
               <w:jc w:val="center"/>
             </w:pPr>
-            <w:r>
-              <w:rPr>
-                <w:rFonts w:ascii="Calibri" w:cs="Calibri" w:eastAsia="Calibri" w:hAnsi="Calibri"/>
-                <w:color w:val="1F2937"/>
-                <w:sz w:val="20"/>
-                <w:szCs w:val="20"/>
-              </w:rPr>
-              <w:t xml:space="preserve">cnsa.fr/actualites/serafin-ph-…</w:t>
-            </w:r>
+            <w:hyperlink w:history="1" r:id="rIdcnsa_actu2026">
+              <w:r>
+                <w:rPr>
+                  <w:rFonts w:ascii="Calibri" w:cs="Calibri" w:eastAsia="Calibri" w:hAnsi="Calibri"/>
+                  <w:sz w:val="20"/>
+                  <w:szCs w:val="20"/>
+                  <w:color w:val="1155CC"/>
+                  <w:u w:val="single"/>
+                </w:rPr>
+                <w:t xml:space="preserve">cnsa.fr/actualites/serafin-ph-…</w:t>
+              </w:r>
+            </w:hyperlink>
           </w:p>
         </w:tc>
         <w:tc>
@@ -457,15 +475,18 @@
             <w:pPr>
               <w:jc w:val="center"/>
             </w:pPr>
-            <w:r>
-              <w:rPr>
-                <w:rFonts w:ascii="Calibri" w:cs="Calibri" w:eastAsia="Calibri" w:hAnsi="Calibri"/>
-                <w:color w:val="1F2937"/>
-                <w:sz w:val="20"/>
-                <w:szCs w:val="20"/>
-              </w:rPr>
-              <w:t xml:space="preserve">cnsa.fr/budget-et-financement/serafin-PH</w:t>
-            </w:r>
+            <w:hyperlink w:history="1" r:id="rIdcnsa_page2026">
+              <w:r>
+                <w:rPr>
+                  <w:rFonts w:ascii="Calibri" w:cs="Calibri" w:eastAsia="Calibri" w:hAnsi="Calibri"/>
+                  <w:sz w:val="20"/>
+                  <w:szCs w:val="20"/>
+                  <w:color w:val="1155CC"/>
+                  <w:u w:val="single"/>
+                </w:rPr>
+                <w:t xml:space="preserve">cnsa.fr/budget-et-financement/serafin-PH</w:t>
+              </w:r>
+            </w:hyperlink>
           </w:p>
         </w:tc>
         <w:tc>
@@ -563,15 +584,18 @@
             <w:pPr>
               <w:jc w:val="center"/>
             </w:pPr>
-            <w:r>
-              <w:rPr>
-                <w:rFonts w:ascii="Calibri" w:cs="Calibri" w:eastAsia="Calibri" w:hAnsi="Calibri"/>
-                <w:color w:val="1F2937"/>
-                <w:sz w:val="20"/>
-                <w:szCs w:val="20"/>
-              </w:rPr>
-              <w:t xml:space="preserve">legifrance.gouv.fr/jorf/id/JORFTEXT000054103861</w:t>
-            </w:r>
+            <w:hyperlink w:history="1" r:id="rIdlegi2026">
+              <w:r>
+                <w:rPr>
+                  <w:rFonts w:ascii="Calibri" w:cs="Calibri" w:eastAsia="Calibri" w:hAnsi="Calibri"/>
+                  <w:sz w:val="20"/>
+                  <w:szCs w:val="20"/>
+                  <w:color w:val="1155CC"/>
+                  <w:u w:val="single"/>
+                </w:rPr>
+                <w:t xml:space="preserve">legifrance.gouv.fr/jorf/id/JORFTEXT000054103861</w:t>
+              </w:r>
+            </w:hyperlink>
           </w:p>
         </w:tc>
         <w:tc>
@@ -669,15 +693,18 @@
             <w:pPr>
               <w:jc w:val="center"/>
             </w:pPr>
-            <w:r>
-              <w:rPr>
-                <w:rFonts w:ascii="Calibri" w:cs="Calibri" w:eastAsia="Calibri" w:hAnsi="Calibri"/>
-                <w:color w:val="1F2937"/>
-                <w:sz w:val="20"/>
-                <w:szCs w:val="20"/>
-              </w:rPr>
-              <w:t xml:space="preserve">atih.sante.fr/champ-d-activite/personnes-handicapees</w:t>
-            </w:r>
+            <w:hyperlink w:history="1" r:id="rIdatih_champ2026">
+              <w:r>
+                <w:rPr>
+                  <w:rFonts w:ascii="Calibri" w:cs="Calibri" w:eastAsia="Calibri" w:hAnsi="Calibri"/>
+                  <w:sz w:val="20"/>
+                  <w:szCs w:val="20"/>
+                  <w:color w:val="1155CC"/>
+                  <w:u w:val="single"/>
+                </w:rPr>
+                <w:t xml:space="preserve">atih.sante.fr/champ-d-activite/personnes-handicapees</w:t>
+              </w:r>
+            </w:hyperlink>
           </w:p>
         </w:tc>
         <w:tc>
@@ -775,15 +802,18 @@
             <w:pPr>
               <w:jc w:val="center"/>
             </w:pPr>
-            <w:r>
-              <w:rPr>
-                <w:rFonts w:ascii="Calibri" w:cs="Calibri" w:eastAsia="Calibri" w:hAnsi="Calibri"/>
-                <w:color w:val="1F2937"/>
-                <w:sz w:val="20"/>
-                <w:szCs w:val="20"/>
-              </w:rPr>
-              <w:t xml:space="preserve">atih.sante.fr/actualites/campagne-de-financement-2026</w:t>
-            </w:r>
+            <w:hyperlink w:history="1" r:id="rIdatih_camp2026">
+              <w:r>
+                <w:rPr>
+                  <w:rFonts w:ascii="Calibri" w:cs="Calibri" w:eastAsia="Calibri" w:hAnsi="Calibri"/>
+                  <w:sz w:val="20"/>
+                  <w:szCs w:val="20"/>
+                  <w:color w:val="1155CC"/>
+                  <w:u w:val="single"/>
+                </w:rPr>
+                <w:t xml:space="preserve">atih.sante.fr/actualites/campagne-de-financement-2026</w:t>
+              </w:r>
+            </w:hyperlink>
           </w:p>
         </w:tc>
         <w:tc>
@@ -1449,7 +1479,91 @@
           <w:sz w:val="22"/>
           <w:szCs w:val="22"/>
         </w:rPr>
-        <w:t xml:space="preserve">Après interrogation des sources institutionnelles (handicap.gouv.fr, cnsa.fr, atih.sante.fr, legifrance.gouv.fr), aucune publication, décision, note ou actualité datée entre le 5 et le 12 août 2026 n'a pu être identifiée concernant SERAFIN-PH.</w:t>
+        <w:t xml:space="preserve">Après interrogation des sources institutionnelles (</w:t>
+      </w:r>
+      <w:hyperlink w:history="1" r:id="rIdcomite2026">
+        <w:r>
+          <w:rPr>
+            <w:rFonts w:ascii="Calibri" w:cs="Calibri" w:eastAsia="Calibri" w:hAnsi="Calibri"/>
+            <w:sz w:val="22"/>
+            <w:szCs w:val="22"/>
+            <w:color w:val="1155CC"/>
+            <w:u w:val="single"/>
+          </w:rPr>
+          <w:t xml:space="preserve">handicap.gouv.fr</w:t>
+        </w:r>
+      </w:hyperlink>
+      <w:r>
+        <w:rPr>
+          <w:rFonts w:ascii="Calibri" w:cs="Calibri" w:eastAsia="Calibri" w:hAnsi="Calibri"/>
+          <w:color w:val="1F2937"/>
+          <w:sz w:val="22"/>
+          <w:szCs w:val="22"/>
+        </w:rPr>
+        <w:t xml:space="preserve">, </w:t>
+      </w:r>
+      <w:hyperlink w:history="1" r:id="rIdcnsa_page2026">
+        <w:r>
+          <w:rPr>
+            <w:rFonts w:ascii="Calibri" w:cs="Calibri" w:eastAsia="Calibri" w:hAnsi="Calibri"/>
+            <w:sz w:val="22"/>
+            <w:szCs w:val="22"/>
+            <w:color w:val="1155CC"/>
+            <w:u w:val="single"/>
+          </w:rPr>
+          <w:t xml:space="preserve">cnsa.fr</w:t>
+        </w:r>
+      </w:hyperlink>
+      <w:r>
+        <w:rPr>
+          <w:rFonts w:ascii="Calibri" w:cs="Calibri" w:eastAsia="Calibri" w:hAnsi="Calibri"/>
+          <w:color w:val="1F2937"/>
+          <w:sz w:val="22"/>
+          <w:szCs w:val="22"/>
+        </w:rPr>
+        <w:t xml:space="preserve">, </w:t>
+      </w:r>
+      <w:hyperlink w:history="1" r:id="rIdatih_champ2026">
+        <w:r>
+          <w:rPr>
+            <w:rFonts w:ascii="Calibri" w:cs="Calibri" w:eastAsia="Calibri" w:hAnsi="Calibri"/>
+            <w:sz w:val="22"/>
+            <w:szCs w:val="22"/>
+            <w:color w:val="1155CC"/>
+            <w:u w:val="single"/>
+          </w:rPr>
+          <w:t xml:space="preserve">atih.sante.fr</w:t>
+        </w:r>
+      </w:hyperlink>
+      <w:r>
+        <w:rPr>
+          <w:rFonts w:ascii="Calibri" w:cs="Calibri" w:eastAsia="Calibri" w:hAnsi="Calibri"/>
+          <w:color w:val="1F2937"/>
+          <w:sz w:val="22"/>
+          <w:szCs w:val="22"/>
+        </w:rPr>
+        <w:t xml:space="preserve">, </w:t>
+      </w:r>
+      <w:hyperlink w:history="1" r:id="rIdlegi2026">
+        <w:r>
+          <w:rPr>
+            <w:rFonts w:ascii="Calibri" w:cs="Calibri" w:eastAsia="Calibri" w:hAnsi="Calibri"/>
+            <w:sz w:val="22"/>
+            <w:szCs w:val="22"/>
+            <w:color w:val="1155CC"/>
+            <w:u w:val="single"/>
+          </w:rPr>
+          <w:t xml:space="preserve">legifrance.gouv.fr</w:t>
+        </w:r>
+      </w:hyperlink>
+      <w:r>
+        <w:rPr>
+          <w:rFonts w:ascii="Calibri" w:cs="Calibri" w:eastAsia="Calibri" w:hAnsi="Calibri"/>
+          <w:color w:val="1F2937"/>
+          <w:sz w:val="22"/>
+          <w:szCs w:val="22"/>
+        </w:rPr>
+        <w:t xml:space="preserve">), aucune publication, décision, note ou actualité datée entre le 5 et le 12 août 2026 n'a pu être identifiée concernant SERAFIN-PH.</w:t>
       </w:r>
     </w:p>
     <w:p>
@@ -1964,14 +2078,26 @@
             <w:pPr>
               <w:jc w:val="center"/>
             </w:pPr>
-            <w:r>
-              <w:rPr>
-                <w:rFonts w:ascii="Calibri" w:cs="Calibri" w:eastAsia="Calibri" w:hAnsi="Calibri"/>
-                <w:color w:val="1F2937"/>
-                <w:sz w:val="20"/>
-                <w:szCs w:val="20"/>
-              </w:rPr>
-              <w:t xml:space="preserve">handicap.gouv.fr ✅</w:t>
+            <w:hyperlink w:history="1" r:id="rIdcomite2026">
+              <w:r>
+                <w:rPr>
+                  <w:rFonts w:ascii="Calibri" w:cs="Calibri" w:eastAsia="Calibri" w:hAnsi="Calibri"/>
+                  <w:sz w:val="20"/>
+                  <w:szCs w:val="20"/>
+                  <w:color w:val="1155CC"/>
+                  <w:u w:val="single"/>
+                </w:rPr>
+                <w:t xml:space="preserve">handicap.gouv.fr</w:t>
+              </w:r>
+            </w:hyperlink>
+            <w:r>
+              <w:rPr>
+                <w:rFonts w:ascii="Calibri" w:cs="Calibri" w:eastAsia="Calibri" w:hAnsi="Calibri"/>
+                <w:color w:val="1F2937"/>
+                <w:sz w:val="20"/>
+                <w:szCs w:val="20"/>
+              </w:rPr>
+              <w:t xml:space="preserve"> ✅</w:t>
             </w:r>
           </w:p>
         </w:tc>
@@ -3045,13 +3171,22 @@
           <w:sz w:val="20"/>
           <w:szCs w:val="20"/>
         </w:rPr>
-        <w:t xml:space="preserve">Sources consultées ✅ : handicap.gouv.fr, cnsa.fr (2 pages), legifrance.gouv.fr — 4 sources primaires</w:t>
-      </w:r>
-    </w:p>
-    <w:p>
-      <w:pPr>
-        <w:spacing w:after="60" w:before="60"/>
-      </w:pPr>
+        <w:t xml:space="preserve">Sources consultées ✅ : </w:t>
+      </w:r>
+      <w:hyperlink w:history="1" r:id="rIdcomite2026">
+        <w:r>
+          <w:rPr>
+            <w:rFonts w:ascii="Calibri" w:cs="Calibri" w:eastAsia="Calibri" w:hAnsi="Calibri"/>
+            <w:i/>
+            <w:iCs/>
+            <w:sz w:val="20"/>
+            <w:szCs w:val="20"/>
+            <w:color w:val="1155CC"/>
+            <w:u w:val="single"/>
+          </w:rPr>
+          <w:t xml:space="preserve">handicap.gouv.fr</w:t>
+        </w:r>
+      </w:hyperlink>
       <w:r>
         <w:rPr>
           <w:rFonts w:ascii="Calibri" w:cs="Calibri" w:eastAsia="Calibri" w:hAnsi="Calibri"/>
@@ -3061,13 +3196,22 @@
           <w:sz w:val="20"/>
           <w:szCs w:val="20"/>
         </w:rPr>
-        <w:t xml:space="preserve">Sources bloquées ⛔ : atih.sante.fr (HTTP 403 systématique sur WebFetch automatique)</w:t>
-      </w:r>
-    </w:p>
-    <w:p>
-      <w:pPr>
-        <w:spacing w:after="60" w:before="60"/>
-      </w:pPr>
+        <w:t xml:space="preserve">, </w:t>
+      </w:r>
+      <w:hyperlink w:history="1" r:id="rIdcnsa_page2026">
+        <w:r>
+          <w:rPr>
+            <w:rFonts w:ascii="Calibri" w:cs="Calibri" w:eastAsia="Calibri" w:hAnsi="Calibri"/>
+            <w:i/>
+            <w:iCs/>
+            <w:sz w:val="20"/>
+            <w:szCs w:val="20"/>
+            <w:color w:val="1155CC"/>
+            <w:u w:val="single"/>
+          </w:rPr>
+          <w:t xml:space="preserve">cnsa.fr</w:t>
+        </w:r>
+      </w:hyperlink>
       <w:r>
         <w:rPr>
           <w:rFonts w:ascii="Calibri" w:cs="Calibri" w:eastAsia="Calibri" w:hAnsi="Calibri"/>
@@ -3077,13 +3221,22 @@
           <w:sz w:val="20"/>
           <w:szCs w:val="20"/>
         </w:rPr>
-        <w:t xml:space="preserve">Aucune affirmation de mémoire — tous les éléments de contexte sont datés avec leur source primaire identifiée.</w:t>
-      </w:r>
-    </w:p>
-    <w:p>
-      <w:pPr>
-        <w:spacing w:after="60" w:before="60"/>
-      </w:pPr>
+        <w:t xml:space="preserve"> (2 pages), </w:t>
+      </w:r>
+      <w:hyperlink w:history="1" r:id="rIdlegi2026">
+        <w:r>
+          <w:rPr>
+            <w:rFonts w:ascii="Calibri" w:cs="Calibri" w:eastAsia="Calibri" w:hAnsi="Calibri"/>
+            <w:i/>
+            <w:iCs/>
+            <w:sz w:val="20"/>
+            <w:szCs w:val="20"/>
+            <w:color w:val="1155CC"/>
+            <w:u w:val="single"/>
+          </w:rPr>
+          <w:t xml:space="preserve">legifrance.gouv.fr</w:t>
+        </w:r>
+      </w:hyperlink>
       <w:r>
         <w:rPr>
           <w:rFonts w:ascii="Calibri" w:cs="Calibri" w:eastAsia="Calibri" w:hAnsi="Calibri"/>
@@ -3093,7 +3246,124 @@
           <w:sz w:val="20"/>
           <w:szCs w:val="20"/>
         </w:rPr>
+        <w:t xml:space="preserve"> — 4 sources primaires</w:t>
+      </w:r>
+    </w:p>
+    <w:p>
+      <w:pPr>
+        <w:spacing w:after="60" w:before="60"/>
+      </w:pPr>
+      <w:r>
+        <w:rPr>
+          <w:rFonts w:ascii="Calibri" w:cs="Calibri" w:eastAsia="Calibri" w:hAnsi="Calibri"/>
+          <w:i/>
+          <w:iCs/>
+          <w:color w:val="6B7280"/>
+          <w:sz w:val="20"/>
+          <w:szCs w:val="20"/>
+        </w:rPr>
+        <w:t xml:space="preserve">Sources bloquées ⛔ : </w:t>
+      </w:r>
+      <w:hyperlink w:history="1" r:id="rIdatih_champ2026">
+        <w:r>
+          <w:rPr>
+            <w:rFonts w:ascii="Calibri" w:cs="Calibri" w:eastAsia="Calibri" w:hAnsi="Calibri"/>
+            <w:i/>
+            <w:iCs/>
+            <w:sz w:val="20"/>
+            <w:szCs w:val="20"/>
+            <w:color w:val="1155CC"/>
+            <w:u w:val="single"/>
+          </w:rPr>
+          <w:t xml:space="preserve">atih.sante.fr</w:t>
+        </w:r>
+      </w:hyperlink>
+      <w:r>
+        <w:rPr>
+          <w:rFonts w:ascii="Calibri" w:cs="Calibri" w:eastAsia="Calibri" w:hAnsi="Calibri"/>
+          <w:i/>
+          <w:iCs/>
+          <w:color w:val="6B7280"/>
+          <w:sz w:val="20"/>
+          <w:szCs w:val="20"/>
+        </w:rPr>
+        <w:t xml:space="preserve"> (HTTP 403 systématique sur WebFetch automatique)</w:t>
+      </w:r>
+    </w:p>
+    <w:p>
+      <w:pPr>
+        <w:spacing w:after="60" w:before="60"/>
+      </w:pPr>
+      <w:r>
+        <w:rPr>
+          <w:rFonts w:ascii="Calibri" w:cs="Calibri" w:eastAsia="Calibri" w:hAnsi="Calibri"/>
+          <w:i/>
+          <w:iCs/>
+          <w:color w:val="6B7280"/>
+          <w:sz w:val="20"/>
+          <w:szCs w:val="20"/>
+        </w:rPr>
+        <w:t xml:space="preserve">Aucune affirmation de mémoire — tous les éléments de contexte sont datés avec leur source primaire identifiée.</w:t>
+      </w:r>
+    </w:p>
+    <w:p>
+      <w:pPr>
+        <w:spacing w:after="60" w:before="60"/>
+      </w:pPr>
+      <w:r>
+        <w:rPr>
+          <w:rFonts w:ascii="Calibri" w:cs="Calibri" w:eastAsia="Calibri" w:hAnsi="Calibri"/>
+          <w:i/>
+          <w:iCs/>
+          <w:color w:val="6B7280"/>
+          <w:sz w:val="20"/>
+          <w:szCs w:val="20"/>
+        </w:rPr>
         <w:t xml:space="preserve">Ce document est à usage interne (direction, chef de service). Il ne constitue pas un avis juridique.</w:t>
+      </w:r>
+    </w:p>
+    <w:p>
+      <w:pPr>
+        <w:spacing w:after="120" w:before="320"/>
+      </w:pPr>
+      <w:r>
+        <w:rPr>
+          <w:rFonts w:ascii="Calibri" w:cs="Calibri" w:eastAsia="Calibri" w:hAnsi="Calibri"/>
+          <w:b/>
+          <w:bCs/>
+          <w:color w:val="1B3A6B"/>
+          <w:sz w:val="28"/>
+          <w:szCs w:val="28"/>
+        </w:rPr>
+        <w:t xml:space="preserve">📝 Journal des corrections — 12 septembre 2026</w:t>
+      </w:r>
+    </w:p>
+    <w:p>
+      <w:pPr>
+        <w:spacing w:after="80"/>
+      </w:pPr>
+      <w:r>
+        <w:rPr>
+          <w:rFonts w:ascii="Calibri" w:cs="Calibri" w:eastAsia="Calibri" w:hAnsi="Calibri"/>
+          <w:color w:val="1F2937"/>
+          <w:sz w:val="22"/>
+          <w:szCs w:val="22"/>
+        </w:rPr>
+        <w:t xml:space="preserve">Note produite le 12/08/2026, relue le 12/09/2026 au cours d'un contrôle d'attribution des 221 documents du dépôt (règle ⑭ : une page ou un site nommé comme source doit être lié). Contenu inchangé.</w:t>
+      </w:r>
+    </w:p>
+    <w:p>
+      <w:pPr>
+        <w:spacing w:after="80"/>
+      </w:pPr>
+      <w:r>
+        <w:rPr>
+          <w:rFonts w:ascii="Calibri" w:cs="Calibri" w:eastAsia="Calibri" w:hAnsi="Calibri"/>
+          <w:color w:val="1F2937"/>
+          <w:sz w:val="22"/>
+          <w:szCs w:val="22"/>
+        </w:rPr>
+        <w:t xml:space="preserve">Chemins et sites nommés sans lien cliquable, chacun lié le 12/09/2026 à la page qu'il désigne, testée à 200 dans un navigateur (Légifrance : 403 pour l'agent du job, lisible dans un navigateur) : handicap.gouv.fr/comite-strategique-… → handicap.gouv.fr/comite-strategique-de-la-reforme-tarifaire-des-etabli… (1) ; cnsa.fr/actualites/serafin-ph-… → www.cnsa.fr/actualites/serafin-ph-preparation-du-recueil-dinformations… (1) ; cnsa.fr/budget-et-financement/serafin-PH → www.cnsa.fr/budget-et-financement/serafin-PH (1) ; legifrance.gouv.fr/jorf/id/JORFTEXT000054103861 → www.legifrance.gouv.fr/jorf/id/JORFTEXT000054103861 (1) ; atih.sante.fr/champ-d-activite/personnes-handicapees → www.atih.sante.fr/champ-d-activite/personnes-handicapees (1) ; atih.sante.fr/actualites/campagne-de-financement-2026 → www.atih.sante.fr/actualites/campagne-de-financement-2026 (1) ; handicap.gouv.fr → handicap.gouv.fr/comite-strategique-de-la-reforme-tarifaire-des-etabli… (4) ; cnsa.fr → www.cnsa.fr/budget-et-financement/serafin-PH (2) ; atih.sante.fr → www.atih.sante.fr/champ-d-activite/personnes-handicapees (2) ; legifrance.gouv.fr → www.legifrance.gouv.fr/jorf/id/JORFTEXT000054103861 (2).</w:t>
       </w:r>
     </w:p>
     <w:sectPr>
